--- a/pitch/CapitalOne_Slide4_Script.docx
+++ b/pitch/CapitalOne_Slide4_Script.docx
@@ -206,7 +206,7 @@
         <w:pStyle w:val="ListBullet"/>
       </w:pPr>
       <w:r>
-        <w:t xml:space="preserve">The slide ties this row only to the DataProfiler demo task. There is no published Cognition story specifically about PII tooling, so do not over-claim. What </w:t>
+        <w:t xml:space="preserve">The slide ties this row to data tooling. There is no published Cognition story specifically about PII tooling, so do not over-claim. What </w:t>
       </w:r>
       <w:r>
         <w:rPr>
@@ -699,7 +699,7 @@
     </w:p>
     <w:p>
       <w:r>
-        <w:t>This is where Devin has the most evidence. Itaú, Brazil's largest bank with 17,000 technologists, migrated 59 services from .NET to Java six times faster at a fifth of the cost, and 800 SQL Server objects five times faster. Nubank refactored a multi-million-line monolith 8 to 12 times faster and 20 times cheaper. The pattern is always the same: a human writes the playbook once, then dozens of Devins run it in parallel, each opening a tested PR. That is what I'll show you in the Session part of the demo, on your own DataProfiler repo."</w:t>
+        <w:t>This is where Devin has the most evidence. Itaú, Brazil's largest bank with 17,000 technologists, migrated 59 services from .NET to Java six times faster at a fifth of the cost, and 800 SQL Server objects five times faster. Nubank refactored a multi-million-line monolith 8 to 12 times faster and 20 times cheaper. The pattern is always the same: a human writes the playbook once, then dozens of Devins run it in parallel, each opening a tested PR. That is exactly what I'll show you in the demo: Devin upgrading your own Hygieia services from Java 11 to Java 17 from a reusable playbook."</w:t>
       </w:r>
     </w:p>
     <w:p>
@@ -723,7 +723,7 @@
     </w:p>
     <w:p>
       <w:r>
-        <w:t>"Second row, data governance and PII. The repo I'm demoing on is yours — DataProfiler, the sensitive-data detection library your team open-sourced. The point of this row is not just that Devin can add a feature to it; it's that Devin generates the documentation and the review trail your examiners ask for. Itaú keeps continuously-updated documentation on 300,000 repos with Devin. When an auditor asks 'what does this system do and who checked the change,' the answer already exists."</w:t>
+        <w:t>"Second row, data governance and PII. The point of this row is that Devin generates the documentation and the review trail your examiners ask for; you'll see the Wiki and Review doing exactly that on Hygieia in the demo. Itaú keeps continuously-updated documentation on 300,000 repos with Devin. When an auditor asks 'what does this system do and who checked the change,' the answer already exists."</w:t>
       </w:r>
     </w:p>
     <w:p>
